--- a/slides/20261001_FD_Meikai_2_genai-workshop/work/docx/テーマ4_個別最適.docx
+++ b/slides/20261001_FD_Meikai_2_genai-workshop/work/docx/テーマ4_個別最適.docx
@@ -617,6 +617,18 @@
           <w:sz w:val="21"/>
         </w:rPr>
         <w:t>→ 大学のメールアドレスが表示されていれば、正しい状態です。</w:t>
+      </w:r>
+    </w:p>
+    <w:p>
+      <w:pPr>
+        <w:spacing w:after="80"/>
+      </w:pPr>
+      <w:r>
+        <w:rPr>
+          <w:rFonts w:ascii="Yu Gothic" w:hAnsi="Yu Gothic" w:eastAsia="Yu Gothic"/>
+          <w:sz w:val="21"/>
+        </w:rPr>
+        <w:t>→ 個人のGmailのアドレスが出ていたら、大学のアカウントに切り替えてください。</w:t>
       </w:r>
     </w:p>
     <w:p>
@@ -1197,6 +1209,18 @@
           <w:rFonts w:ascii="Yu Gothic" w:hAnsi="Yu Gothic" w:eastAsia="Yu Gothic"/>
           <w:sz w:val="21"/>
         </w:rPr>
+        <w:t>→ 答えに付いている小さな数字を1つ押して、元の資料の文を見てください。</w:t>
+      </w:r>
+    </w:p>
+    <w:p>
+      <w:pPr>
+        <w:spacing w:after="80"/>
+      </w:pPr>
+      <w:r>
+        <w:rPr>
+          <w:rFonts w:ascii="Yu Gothic" w:hAnsi="Yu Gothic" w:eastAsia="Yu Gothic"/>
+          <w:sz w:val="21"/>
+        </w:rPr>
         <w:t>⑤ 次の文を送って、資料に無いことを聞かれたときの振る舞いを確かめます。</w:t>
       </w:r>
     </w:p>
@@ -1361,6 +1385,18 @@
           <w:sz w:val="21"/>
         </w:rPr>
         <w:t>③ できた問題を、ご自分の専門の目で1問ずつ判定します。次の表に、◎○△×を書き込んでください。</w:t>
+      </w:r>
+    </w:p>
+    <w:p>
+      <w:pPr>
+        <w:spacing w:after="80"/>
+      </w:pPr>
+      <w:r>
+        <w:rPr>
+          <w:rFonts w:ascii="Yu Gothic" w:hAnsi="Yu Gothic" w:eastAsia="Yu Gothic"/>
+          <w:sz w:val="21"/>
+        </w:rPr>
+        <w:t>→ 見るところは3つです。正解とされている選択肢が本当に正しいか、誤りの選択肢が「実は正しい」ものになっていないか、資料に無い数値や条文番号が足されていないか。</w:t>
       </w:r>
     </w:p>
     <w:tbl>
@@ -2347,6 +2383,18 @@
           <w:rFonts w:ascii="Yu Gothic" w:hAnsi="Yu Gothic" w:eastAsia="Yu Gothic"/>
           <w:sz w:val="21"/>
         </w:rPr>
+        <w:t>→ 「知識」にあたる欄があれば、［ファイルをアップロード］にあたるボタンから、ご自分の講義資料を添付することもできます（パソコンのファイルか、Google ドライブのファイル）。添付してよいのは、ご自分で作った講義資料に限ります。</w:t>
+      </w:r>
+    </w:p>
+    <w:p>
+      <w:pPr>
+        <w:spacing w:after="80"/>
+      </w:pPr>
+      <w:r>
+        <w:rPr>
+          <w:rFonts w:ascii="Yu Gothic" w:hAnsi="Yu Gothic" w:eastAsia="Yu Gothic"/>
+          <w:sz w:val="21"/>
+        </w:rPr>
         <w:t>⑥ 画面の右側にある試し打ちの欄に、次の1行を入れて送ります。</w:t>
       </w:r>
     </w:p>
@@ -2428,6 +2476,18 @@
           <w:sz w:val="21"/>
         </w:rPr>
         <w:t>⑧ 学生に配るときは、Gem の一覧で ［共有］ を押し、範囲は「組織内」、権限は「閲覧者」を選んで、［リンクをコピー］ を押します。</w:t>
+      </w:r>
+    </w:p>
+    <w:p>
+      <w:pPr>
+        <w:spacing w:after="80"/>
+      </w:pPr>
+      <w:r>
+        <w:rPr>
+          <w:rFonts w:ascii="Yu Gothic" w:hAnsi="Yu Gothic" w:eastAsia="Yu Gothic"/>
+          <w:sz w:val="21"/>
+        </w:rPr>
+        <w:t>→ 「編集者」にすると、学生が指示文を書き換えられます。学生に配るときは「閲覧者」のままにしてください。</w:t>
       </w:r>
     </w:p>
     <w:p>
@@ -3028,6 +3088,18 @@
     </w:p>
     <w:p>
       <w:pPr>
+        <w:spacing w:after="80"/>
+      </w:pPr>
+      <w:r>
+        <w:rPr>
+          <w:rFonts w:ascii="Yu Gothic" w:hAnsi="Yu Gothic" w:eastAsia="Yu Gothic"/>
+          <w:sz w:val="21"/>
+        </w:rPr>
+        <w:t>→ 学生に配るときは、権限を「閲覧者」にします。「編集者」にすると、学生がソースを消したり足したりできてしまいます。</w:t>
+      </w:r>
+    </w:p>
+    <w:p>
+      <w:pPr>
         <w:keepNext/>
         <w:spacing w:before="280" w:after="80"/>
       </w:pPr>
@@ -3109,7 +3181,7 @@
           <w:rFonts w:ascii="Yu Gothic" w:hAnsi="Yu Gothic" w:eastAsia="Yu Gothic"/>
           <w:sz w:val="21"/>
         </w:rPr>
-        <w:t>：ノートブックの共有リンク（［共有］→［リンクをコピー］）と Gem の共有リンクを、提出スライドの下部に貼ります。「使い方」の文章も同じように貼ります。</w:t>
+        <w:t>：ノートブックの共有リンク（［共有］→ 権限「閲覧者」→［リンクをコピー］）と Gem の共有リンクを、提出スライドの下部に貼ります。「使い方」の文章も同じように貼ります。</w:t>
       </w:r>
     </w:p>
     <w:p>
@@ -3353,6 +3425,120 @@
                 <w:sz w:val="19"/>
               </w:rPr>
               <w:t>「リンクを知っている組織内の全員」にあたる設定があれば、それを選びます。無ければ、リンクだけをコピーして提出してください。学生への配布方法は、14:30以降の個別相談で一緒に確かめます</w:t>
+            </w:r>
+          </w:p>
+        </w:tc>
+      </w:tr>
+      <w:tr>
+        <w:tc>
+          <w:tcPr>
+            <w:tcW w:type="dxa" w:w="4819"/>
+          </w:tcPr>
+          <w:p>
+            <w:pPr>
+              <w:spacing w:before="40" w:after="40"/>
+            </w:pPr>
+            <w:r/>
+            <w:r>
+              <w:rPr>
+                <w:rFonts w:ascii="Yu Gothic" w:hAnsi="Yu Gothic" w:eastAsia="Yu Gothic"/>
+                <w:sz w:val="19"/>
+              </w:rPr>
+              <w:t>重たいPDFが Gemini Notebook に読み込めない</w:t>
+            </w:r>
+          </w:p>
+        </w:tc>
+        <w:tc>
+          <w:tcPr>
+            <w:tcW w:type="dxa" w:w="4819"/>
+          </w:tcPr>
+          <w:p>
+            <w:pPr>
+              <w:spacing w:before="40" w:after="40"/>
+            </w:pPr>
+            <w:r/>
+            <w:r>
+              <w:rPr>
+                <w:rFonts w:ascii="Yu Gothic" w:hAnsi="Yu Gothic" w:eastAsia="Yu Gothic"/>
+                <w:sz w:val="19"/>
+              </w:rPr>
+              <w:t>必要な章だけをページを指定して保存し直し、そのファイルを入れます。または、読みたい章の文字をPDFの画面で選んでコピーし、［ソースを追加］→〈コピーしたテキスト〉に貼り付けます</w:t>
+            </w:r>
+          </w:p>
+        </w:tc>
+      </w:tr>
+      <w:tr>
+        <w:tc>
+          <w:tcPr>
+            <w:tcW w:type="dxa" w:w="4819"/>
+          </w:tcPr>
+          <w:p>
+            <w:pPr>
+              <w:spacing w:before="40" w:after="40"/>
+            </w:pPr>
+            <w:r/>
+            <w:r>
+              <w:rPr>
+                <w:rFonts w:ascii="Yu Gothic" w:hAnsi="Yu Gothic" w:eastAsia="Yu Gothic"/>
+                <w:sz w:val="19"/>
+              </w:rPr>
+              <w:t>Gem の一覧に、作った Gem が出ない</w:t>
+            </w:r>
+          </w:p>
+        </w:tc>
+        <w:tc>
+          <w:tcPr>
+            <w:tcW w:type="dxa" w:w="4819"/>
+          </w:tcPr>
+          <w:p>
+            <w:pPr>
+              <w:spacing w:before="40" w:after="40"/>
+            </w:pPr>
+            <w:r/>
+            <w:r>
+              <w:rPr>
+                <w:rFonts w:ascii="Yu Gothic" w:hAnsi="Yu Gothic" w:eastAsia="Yu Gothic"/>
+                <w:sz w:val="19"/>
+              </w:rPr>
+              <w:t>［保存］を押していないことが多いです。もう一度作成画面に戻り、［保存］を押します。それでも出ないときは、ブラウザの画面を再読み込みします</w:t>
+            </w:r>
+          </w:p>
+        </w:tc>
+      </w:tr>
+      <w:tr>
+        <w:tc>
+          <w:tcPr>
+            <w:tcW w:type="dxa" w:w="4819"/>
+          </w:tcPr>
+          <w:p>
+            <w:pPr>
+              <w:spacing w:before="40" w:after="40"/>
+            </w:pPr>
+            <w:r/>
+            <w:r>
+              <w:rPr>
+                <w:rFonts w:ascii="Yu Gothic" w:hAnsi="Yu Gothic" w:eastAsia="Yu Gothic"/>
+                <w:sz w:val="19"/>
+              </w:rPr>
+              <w:t>ボタンや欄が、この紙と違う名前で出ている</w:t>
+            </w:r>
+          </w:p>
+        </w:tc>
+        <w:tc>
+          <w:tcPr>
+            <w:tcW w:type="dxa" w:w="4819"/>
+          </w:tcPr>
+          <w:p>
+            <w:pPr>
+              <w:spacing w:before="40" w:after="40"/>
+            </w:pPr>
+            <w:r/>
+            <w:r>
+              <w:rPr>
+                <w:rFonts w:ascii="Yu Gothic" w:hAnsi="Yu Gothic" w:eastAsia="Yu Gothic"/>
+                <w:sz w:val="19"/>
+              </w:rPr>
+              <w:t>名前が違っても、同じはたらきの場所です。近い名前のものを押してください</w:t>
             </w:r>
           </w:p>
         </w:tc>
